--- a/Вето № 81 — личные обращения/06. Формы и данные — чего не хватает.docx
+++ b/Вето № 81 — личные обращения/06. Формы и данные — чего не хватает.docx
@@ -2632,7 +2632,25 @@
                 <w:i w:val="0"/>
                 <w:sz w:val="21"/>
               </w:rPr>
-              <w:t>довод о пропуске двухдневного срока</w:t>
+              <w:t xml:space="preserve">довод о пропуске двухдневного срока (нужна дата </w:t>
+            </w:r>
+            <w:r>
+              <w:rPr>
+                <w:rFonts w:ascii="Times New Roman" w:hAnsi="Times New Roman" w:eastAsia="Times New Roman"/>
+                <w:b/>
+                <w:i w:val="0"/>
+                <w:sz w:val="21"/>
+              </w:rPr>
+              <w:t>ранее 28.10.2026 23:42</w:t>
+            </w:r>
+            <w:r>
+              <w:rPr>
+                <w:rFonts w:ascii="Times New Roman" w:hAnsi="Times New Roman" w:eastAsia="Times New Roman"/>
+                <w:b w:val="0"/>
+                <w:i w:val="0"/>
+                <w:sz w:val="21"/>
+              </w:rPr>
+              <w:t>)</w:t>
             </w:r>
           </w:p>
         </w:tc>
@@ -2990,6 +3008,23 @@
         <w:t>4. Порядок подачи: что за чем</w:t>
       </w:r>
     </w:p>
+    <w:p>
+      <w:pPr>
+        <w:keepNext w:val="0"/>
+        <w:spacing w:before="0" w:after="120" w:line="276" w:lineRule="auto"/>
+        <w:ind w:firstLine="709" w:left="0"/>
+        <w:jc w:val="both"/>
+      </w:pPr>
+      <w:r>
+        <w:rPr>
+          <w:rFonts w:ascii="Times New Roman" w:hAnsi="Times New Roman" w:eastAsia="Times New Roman"/>
+          <w:b w:val="0"/>
+          <w:i w:val="0"/>
+          <w:sz w:val="24"/>
+        </w:rPr>
+        <w:t>Текущее время — 31.10.2026, 18:18. Указ опубликован 30.10.2026 в 23:42.</w:t>
+      </w:r>
+    </w:p>
     <w:tbl>
       <w:tblPr>
         <w:tblStyle w:val="TableGrid"/>
@@ -2998,15 +3033,16 @@
         <w:tblLook w:firstColumn="1" w:firstRow="1" w:lastColumn="0" w:lastRow="0" w:noHBand="0" w:noVBand="1" w:val="04A0"/>
       </w:tblPr>
       <w:tblGrid>
-        <w:gridCol w:w="2339"/>
-        <w:gridCol w:w="2339"/>
-        <w:gridCol w:w="2339"/>
-        <w:gridCol w:w="2339"/>
+        <w:gridCol w:w="1871"/>
+        <w:gridCol w:w="1871"/>
+        <w:gridCol w:w="1871"/>
+        <w:gridCol w:w="1871"/>
+        <w:gridCol w:w="1871"/>
       </w:tblGrid>
       <w:tr>
         <w:tc>
           <w:tcPr>
-            <w:tcW w:type="dxa" w:w="2339"/>
+            <w:tcW w:type="dxa" w:w="1871"/>
             <w:shd w:val="clear" w:color="auto" w:fill="EDEDED"/>
             <w:tcBorders>
               <w:top w:val="single" w:sz="4" w:space="0" w:color="808080"/>
@@ -3034,7 +3070,7 @@
         </w:tc>
         <w:tc>
           <w:tcPr>
-            <w:tcW w:type="dxa" w:w="2339"/>
+            <w:tcW w:type="dxa" w:w="1871"/>
             <w:shd w:val="clear" w:color="auto" w:fill="EDEDED"/>
             <w:tcBorders>
               <w:top w:val="single" w:sz="4" w:space="0" w:color="808080"/>
@@ -3062,7 +3098,7 @@
         </w:tc>
         <w:tc>
           <w:tcPr>
-            <w:tcW w:type="dxa" w:w="2339"/>
+            <w:tcW w:type="dxa" w:w="1871"/>
             <w:shd w:val="clear" w:color="auto" w:fill="EDEDED"/>
             <w:tcBorders>
               <w:top w:val="single" w:sz="4" w:space="0" w:color="808080"/>
@@ -3090,7 +3126,35 @@
         </w:tc>
         <w:tc>
           <w:tcPr>
-            <w:tcW w:type="dxa" w:w="2339"/>
+            <w:tcW w:type="dxa" w:w="1871"/>
+            <w:shd w:val="clear" w:color="auto" w:fill="EDEDED"/>
+            <w:tcBorders>
+              <w:top w:val="single" w:sz="4" w:space="0" w:color="808080"/>
+              <w:left w:val="single" w:sz="4" w:space="0" w:color="808080"/>
+              <w:bottom w:val="single" w:sz="4" w:space="0" w:color="808080"/>
+              <w:right w:val="single" w:sz="4" w:space="0" w:color="808080"/>
+            </w:tcBorders>
+          </w:tcPr>
+          <w:p>
+            <w:pPr>
+              <w:spacing w:after="40"/>
+              <w:jc w:val="center"/>
+            </w:pPr>
+            <w:r/>
+            <w:r>
+              <w:rPr>
+                <w:rFonts w:ascii="Times New Roman" w:hAnsi="Times New Roman" w:eastAsia="Times New Roman"/>
+                <w:b/>
+                <w:i w:val="0"/>
+                <w:sz w:val="21"/>
+              </w:rPr>
+              <w:t>Крайний момент</w:t>
+            </w:r>
+          </w:p>
+        </w:tc>
+        <w:tc>
+          <w:tcPr>
+            <w:tcW w:type="dxa" w:w="1871"/>
             <w:shd w:val="clear" w:color="auto" w:fill="EDEDED"/>
             <w:tcBorders>
               <w:top w:val="single" w:sz="4" w:space="0" w:color="808080"/>
@@ -3120,7 +3184,7 @@
       <w:tr>
         <w:tc>
           <w:tcPr>
-            <w:tcW w:type="dxa" w:w="2339"/>
+            <w:tcW w:type="dxa" w:w="1871"/>
             <w:tcBorders>
               <w:top w:val="single" w:sz="4" w:space="0" w:color="808080"/>
               <w:left w:val="single" w:sz="4" w:space="0" w:color="808080"/>
@@ -3147,7 +3211,7 @@
         </w:tc>
         <w:tc>
           <w:tcPr>
-            <w:tcW w:type="dxa" w:w="2339"/>
+            <w:tcW w:type="dxa" w:w="1871"/>
             <w:tcBorders>
               <w:top w:val="single" w:sz="4" w:space="0" w:color="808080"/>
               <w:left w:val="single" w:sz="4" w:space="0" w:color="808080"/>
@@ -3174,7 +3238,7 @@
         </w:tc>
         <w:tc>
           <w:tcPr>
-            <w:tcW w:type="dxa" w:w="2339"/>
+            <w:tcW w:type="dxa" w:w="1871"/>
             <w:tcBorders>
               <w:top w:val="single" w:sz="4" w:space="0" w:color="808080"/>
               <w:left w:val="single" w:sz="4" w:space="0" w:color="808080"/>
@@ -3201,7 +3265,34 @@
         </w:tc>
         <w:tc>
           <w:tcPr>
-            <w:tcW w:type="dxa" w:w="2339"/>
+            <w:tcW w:type="dxa" w:w="1871"/>
+            <w:tcBorders>
+              <w:top w:val="single" w:sz="4" w:space="0" w:color="808080"/>
+              <w:left w:val="single" w:sz="4" w:space="0" w:color="808080"/>
+              <w:bottom w:val="single" w:sz="4" w:space="0" w:color="808080"/>
+              <w:right w:val="single" w:sz="4" w:space="0" w:color="808080"/>
+            </w:tcBorders>
+          </w:tcPr>
+          <w:p>
+            <w:pPr>
+              <w:spacing w:after="40"/>
+              <w:jc w:val="left"/>
+            </w:pPr>
+            <w:r/>
+            <w:r>
+              <w:rPr>
+                <w:rFonts w:ascii="Times New Roman" w:hAnsi="Times New Roman" w:eastAsia="Times New Roman"/>
+                <w:b w:val="0"/>
+                <w:i w:val="0"/>
+                <w:sz w:val="21"/>
+              </w:rPr>
+              <w:t>—</w:t>
+            </w:r>
+          </w:p>
+        </w:tc>
+        <w:tc>
+          <w:tcPr>
+            <w:tcW w:type="dxa" w:w="1871"/>
             <w:tcBorders>
               <w:top w:val="single" w:sz="4" w:space="0" w:color="808080"/>
               <w:left w:val="single" w:sz="4" w:space="0" w:color="808080"/>
@@ -3230,7 +3321,7 @@
       <w:tr>
         <w:tc>
           <w:tcPr>
-            <w:tcW w:type="dxa" w:w="2339"/>
+            <w:tcW w:type="dxa" w:w="1871"/>
             <w:tcBorders>
               <w:top w:val="single" w:sz="4" w:space="0" w:color="808080"/>
               <w:left w:val="single" w:sz="4" w:space="0" w:color="808080"/>
@@ -3257,7 +3348,162 @@
         </w:tc>
         <w:tc>
           <w:tcPr>
-            <w:tcW w:type="dxa" w:w="2339"/>
+            <w:tcW w:type="dxa" w:w="1871"/>
+            <w:tcBorders>
+              <w:top w:val="single" w:sz="4" w:space="0" w:color="808080"/>
+              <w:left w:val="single" w:sz="4" w:space="0" w:color="808080"/>
+              <w:bottom w:val="single" w:sz="4" w:space="0" w:color="808080"/>
+              <w:right w:val="single" w:sz="4" w:space="0" w:color="808080"/>
+            </w:tcBorders>
+          </w:tcPr>
+          <w:p>
+            <w:pPr>
+              <w:spacing w:after="40"/>
+              <w:jc w:val="left"/>
+            </w:pPr>
+            <w:r/>
+            <w:r>
+              <w:rPr>
+                <w:rFonts w:ascii="Times New Roman" w:hAnsi="Times New Roman" w:eastAsia="Times New Roman"/>
+                <w:b/>
+                <w:i w:val="0"/>
+                <w:sz w:val="21"/>
+              </w:rPr>
+              <w:t>Административный иск (файл 02)</w:t>
+            </w:r>
+          </w:p>
+        </w:tc>
+        <w:tc>
+          <w:tcPr>
+            <w:tcW w:type="dxa" w:w="1871"/>
+            <w:tcBorders>
+              <w:top w:val="single" w:sz="4" w:space="0" w:color="808080"/>
+              <w:left w:val="single" w:sz="4" w:space="0" w:color="808080"/>
+              <w:bottom w:val="single" w:sz="4" w:space="0" w:color="808080"/>
+              <w:right w:val="single" w:sz="4" w:space="0" w:color="808080"/>
+            </w:tcBorders>
+          </w:tcPr>
+          <w:p>
+            <w:pPr>
+              <w:spacing w:after="40"/>
+              <w:jc w:val="left"/>
+            </w:pPr>
+            <w:r/>
+            <w:r>
+              <w:rPr>
+                <w:rFonts w:ascii="Times New Roman" w:hAnsi="Times New Roman" w:eastAsia="Times New Roman"/>
+                <w:b/>
+                <w:i w:val="0"/>
+                <w:sz w:val="21"/>
+              </w:rPr>
+              <w:t>48 часов</w:t>
+            </w:r>
+            <w:r>
+              <w:rPr>
+                <w:rFonts w:ascii="Times New Roman" w:hAnsi="Times New Roman" w:eastAsia="Times New Roman"/>
+                <w:b w:val="0"/>
+                <w:i w:val="0"/>
+                <w:sz w:val="21"/>
+              </w:rPr>
+              <w:t xml:space="preserve"> (п. 2 ч. 1 ст. 33)</w:t>
+            </w:r>
+          </w:p>
+        </w:tc>
+        <w:tc>
+          <w:tcPr>
+            <w:tcW w:type="dxa" w:w="1871"/>
+            <w:tcBorders>
+              <w:top w:val="single" w:sz="4" w:space="0" w:color="808080"/>
+              <w:left w:val="single" w:sz="4" w:space="0" w:color="808080"/>
+              <w:bottom w:val="single" w:sz="4" w:space="0" w:color="808080"/>
+              <w:right w:val="single" w:sz="4" w:space="0" w:color="808080"/>
+            </w:tcBorders>
+          </w:tcPr>
+          <w:p>
+            <w:pPr>
+              <w:spacing w:after="40"/>
+              <w:jc w:val="left"/>
+            </w:pPr>
+            <w:r/>
+            <w:r>
+              <w:rPr>
+                <w:rFonts w:ascii="Times New Roman" w:hAnsi="Times New Roman" w:eastAsia="Times New Roman"/>
+                <w:b/>
+                <w:i w:val="0"/>
+                <w:sz w:val="21"/>
+              </w:rPr>
+              <w:t>31.10 до 00:00</w:t>
+            </w:r>
+            <w:r>
+              <w:rPr>
+                <w:rFonts w:ascii="Times New Roman" w:hAnsi="Times New Roman" w:eastAsia="Times New Roman"/>
+                <w:b w:val="0"/>
+                <w:i w:val="0"/>
+                <w:sz w:val="21"/>
+              </w:rPr>
+              <w:t xml:space="preserve"> (безопасно); 01.11 23:42 (буквально)</w:t>
+            </w:r>
+          </w:p>
+        </w:tc>
+        <w:tc>
+          <w:tcPr>
+            <w:tcW w:type="dxa" w:w="1871"/>
+            <w:tcBorders>
+              <w:top w:val="single" w:sz="4" w:space="0" w:color="808080"/>
+              <w:left w:val="single" w:sz="4" w:space="0" w:color="808080"/>
+              <w:bottom w:val="single" w:sz="4" w:space="0" w:color="808080"/>
+              <w:right w:val="single" w:sz="4" w:space="0" w:color="808080"/>
+            </w:tcBorders>
+          </w:tcPr>
+          <w:p>
+            <w:pPr>
+              <w:spacing w:after="40"/>
+              <w:jc w:val="left"/>
+            </w:pPr>
+            <w:r/>
+            <w:r>
+              <w:rPr>
+                <w:rFonts w:ascii="Times New Roman" w:hAnsi="Times New Roman" w:eastAsia="Times New Roman"/>
+                <w:b w:val="0"/>
+                <w:i w:val="0"/>
+                <w:sz w:val="21"/>
+              </w:rPr>
+              <w:t>да</w:t>
+            </w:r>
+          </w:p>
+        </w:tc>
+      </w:tr>
+      <w:tr>
+        <w:tc>
+          <w:tcPr>
+            <w:tcW w:type="dxa" w:w="1871"/>
+            <w:tcBorders>
+              <w:top w:val="single" w:sz="4" w:space="0" w:color="808080"/>
+              <w:left w:val="single" w:sz="4" w:space="0" w:color="808080"/>
+              <w:bottom w:val="single" w:sz="4" w:space="0" w:color="808080"/>
+              <w:right w:val="single" w:sz="4" w:space="0" w:color="808080"/>
+            </w:tcBorders>
+          </w:tcPr>
+          <w:p>
+            <w:pPr>
+              <w:spacing w:after="40"/>
+              <w:jc w:val="left"/>
+            </w:pPr>
+            <w:r/>
+            <w:r>
+              <w:rPr>
+                <w:rFonts w:ascii="Times New Roman" w:hAnsi="Times New Roman" w:eastAsia="Times New Roman"/>
+                <w:b w:val="0"/>
+                <w:i w:val="0"/>
+                <w:sz w:val="21"/>
+              </w:rPr>
+              <w:t>3</w:t>
+            </w:r>
+          </w:p>
+        </w:tc>
+        <w:tc>
+          <w:tcPr>
+            <w:tcW w:type="dxa" w:w="1871"/>
             <w:tcBorders>
               <w:top w:val="single" w:sz="4" w:space="0" w:color="808080"/>
               <w:left w:val="single" w:sz="4" w:space="0" w:color="808080"/>
@@ -3284,7 +3530,7 @@
         </w:tc>
         <w:tc>
           <w:tcPr>
-            <w:tcW w:type="dxa" w:w="2339"/>
+            <w:tcW w:type="dxa" w:w="1871"/>
             <w:tcBorders>
               <w:top w:val="single" w:sz="4" w:space="0" w:color="808080"/>
               <w:left w:val="single" w:sz="4" w:space="0" w:color="808080"/>
@@ -3305,13 +3551,40 @@
                 <w:i w:val="0"/>
                 <w:sz w:val="21"/>
               </w:rPr>
-              <w:t>нет; решение по существу — 72 часа</w:t>
+              <w:t>нет; решение по существу — 72 ч</w:t>
             </w:r>
           </w:p>
         </w:tc>
         <w:tc>
           <w:tcPr>
-            <w:tcW w:type="dxa" w:w="2339"/>
+            <w:tcW w:type="dxa" w:w="1871"/>
+            <w:tcBorders>
+              <w:top w:val="single" w:sz="4" w:space="0" w:color="808080"/>
+              <w:left w:val="single" w:sz="4" w:space="0" w:color="808080"/>
+              <w:bottom w:val="single" w:sz="4" w:space="0" w:color="808080"/>
+              <w:right w:val="single" w:sz="4" w:space="0" w:color="808080"/>
+            </w:tcBorders>
+          </w:tcPr>
+          <w:p>
+            <w:pPr>
+              <w:spacing w:after="40"/>
+              <w:jc w:val="left"/>
+            </w:pPr>
+            <w:r/>
+            <w:r>
+              <w:rPr>
+                <w:rFonts w:ascii="Times New Roman" w:hAnsi="Times New Roman" w:eastAsia="Times New Roman"/>
+                <w:b w:val="0"/>
+                <w:i w:val="0"/>
+                <w:sz w:val="21"/>
+              </w:rPr>
+              <w:t>до 03.11</w:t>
+            </w:r>
+          </w:p>
+        </w:tc>
+        <w:tc>
+          <w:tcPr>
+            <w:tcW w:type="dxa" w:w="1871"/>
             <w:tcBorders>
               <w:top w:val="single" w:sz="4" w:space="0" w:color="808080"/>
               <w:left w:val="single" w:sz="4" w:space="0" w:color="808080"/>
@@ -3340,117 +3613,7 @@
       <w:tr>
         <w:tc>
           <w:tcPr>
-            <w:tcW w:type="dxa" w:w="2339"/>
-            <w:tcBorders>
-              <w:top w:val="single" w:sz="4" w:space="0" w:color="808080"/>
-              <w:left w:val="single" w:sz="4" w:space="0" w:color="808080"/>
-              <w:bottom w:val="single" w:sz="4" w:space="0" w:color="808080"/>
-              <w:right w:val="single" w:sz="4" w:space="0" w:color="808080"/>
-            </w:tcBorders>
-          </w:tcPr>
-          <w:p>
-            <w:pPr>
-              <w:spacing w:after="40"/>
-              <w:jc w:val="left"/>
-            </w:pPr>
-            <w:r/>
-            <w:r>
-              <w:rPr>
-                <w:rFonts w:ascii="Times New Roman" w:hAnsi="Times New Roman" w:eastAsia="Times New Roman"/>
-                <w:b w:val="0"/>
-                <w:i w:val="0"/>
-                <w:sz w:val="21"/>
-              </w:rPr>
-              <w:t>3</w:t>
-            </w:r>
-          </w:p>
-        </w:tc>
-        <w:tc>
-          <w:tcPr>
-            <w:tcW w:type="dxa" w:w="2339"/>
-            <w:tcBorders>
-              <w:top w:val="single" w:sz="4" w:space="0" w:color="808080"/>
-              <w:left w:val="single" w:sz="4" w:space="0" w:color="808080"/>
-              <w:bottom w:val="single" w:sz="4" w:space="0" w:color="808080"/>
-              <w:right w:val="single" w:sz="4" w:space="0" w:color="808080"/>
-            </w:tcBorders>
-          </w:tcPr>
-          <w:p>
-            <w:pPr>
-              <w:spacing w:after="40"/>
-              <w:jc w:val="left"/>
-            </w:pPr>
-            <w:r/>
-            <w:r>
-              <w:rPr>
-                <w:rFonts w:ascii="Times New Roman" w:hAnsi="Times New Roman" w:eastAsia="Times New Roman"/>
-                <w:b w:val="0"/>
-                <w:i w:val="0"/>
-                <w:sz w:val="21"/>
-              </w:rPr>
-              <w:t>Административный иск (файл 02)</w:t>
-            </w:r>
-          </w:p>
-        </w:tc>
-        <w:tc>
-          <w:tcPr>
-            <w:tcW w:type="dxa" w:w="2339"/>
-            <w:tcBorders>
-              <w:top w:val="single" w:sz="4" w:space="0" w:color="808080"/>
-              <w:left w:val="single" w:sz="4" w:space="0" w:color="808080"/>
-              <w:bottom w:val="single" w:sz="4" w:space="0" w:color="808080"/>
-              <w:right w:val="single" w:sz="4" w:space="0" w:color="808080"/>
-            </w:tcBorders>
-          </w:tcPr>
-          <w:p>
-            <w:pPr>
-              <w:spacing w:after="40"/>
-              <w:jc w:val="left"/>
-            </w:pPr>
-            <w:r/>
-            <w:r>
-              <w:rPr>
-                <w:rFonts w:ascii="Times New Roman" w:hAnsi="Times New Roman" w:eastAsia="Times New Roman"/>
-                <w:b/>
-                <w:i w:val="0"/>
-                <w:sz w:val="21"/>
-              </w:rPr>
-              <w:t>48 часов с 30.10 → до 01.11.2026</w:t>
-            </w:r>
-          </w:p>
-        </w:tc>
-        <w:tc>
-          <w:tcPr>
-            <w:tcW w:type="dxa" w:w="2339"/>
-            <w:tcBorders>
-              <w:top w:val="single" w:sz="4" w:space="0" w:color="808080"/>
-              <w:left w:val="single" w:sz="4" w:space="0" w:color="808080"/>
-              <w:bottom w:val="single" w:sz="4" w:space="0" w:color="808080"/>
-              <w:right w:val="single" w:sz="4" w:space="0" w:color="808080"/>
-            </w:tcBorders>
-          </w:tcPr>
-          <w:p>
-            <w:pPr>
-              <w:spacing w:after="40"/>
-              <w:jc w:val="left"/>
-            </w:pPr>
-            <w:r/>
-            <w:r>
-              <w:rPr>
-                <w:rFonts w:ascii="Times New Roman" w:hAnsi="Times New Roman" w:eastAsia="Times New Roman"/>
-                <w:b w:val="0"/>
-                <w:i w:val="0"/>
-                <w:sz w:val="21"/>
-              </w:rPr>
-              <w:t>да</w:t>
-            </w:r>
-          </w:p>
-        </w:tc>
-      </w:tr>
-      <w:tr>
-        <w:tc>
-          <w:tcPr>
-            <w:tcW w:type="dxa" w:w="2339"/>
+            <w:tcW w:type="dxa" w:w="1871"/>
             <w:tcBorders>
               <w:top w:val="single" w:sz="4" w:space="0" w:color="808080"/>
               <w:left w:val="single" w:sz="4" w:space="0" w:color="808080"/>
@@ -3477,7 +3640,7 @@
         </w:tc>
         <w:tc>
           <w:tcPr>
-            <w:tcW w:type="dxa" w:w="2339"/>
+            <w:tcW w:type="dxa" w:w="1871"/>
             <w:tcBorders>
               <w:top w:val="single" w:sz="4" w:space="0" w:color="808080"/>
               <w:left w:val="single" w:sz="4" w:space="0" w:color="808080"/>
@@ -3504,7 +3667,7 @@
         </w:tc>
         <w:tc>
           <w:tcPr>
-            <w:tcW w:type="dxa" w:w="2339"/>
+            <w:tcW w:type="dxa" w:w="1871"/>
             <w:tcBorders>
               <w:top w:val="single" w:sz="4" w:space="0" w:color="808080"/>
               <w:left w:val="single" w:sz="4" w:space="0" w:color="808080"/>
@@ -3531,7 +3694,34 @@
         </w:tc>
         <w:tc>
           <w:tcPr>
-            <w:tcW w:type="dxa" w:w="2339"/>
+            <w:tcW w:type="dxa" w:w="1871"/>
+            <w:tcBorders>
+              <w:top w:val="single" w:sz="4" w:space="0" w:color="808080"/>
+              <w:left w:val="single" w:sz="4" w:space="0" w:color="808080"/>
+              <w:bottom w:val="single" w:sz="4" w:space="0" w:color="808080"/>
+              <w:right w:val="single" w:sz="4" w:space="0" w:color="808080"/>
+            </w:tcBorders>
+          </w:tcPr>
+          <w:p>
+            <w:pPr>
+              <w:spacing w:after="40"/>
+              <w:jc w:val="left"/>
+            </w:pPr>
+            <w:r/>
+            <w:r>
+              <w:rPr>
+                <w:rFonts w:ascii="Times New Roman" w:hAnsi="Times New Roman" w:eastAsia="Times New Roman"/>
+                <w:b w:val="0"/>
+                <w:i w:val="0"/>
+                <w:sz w:val="21"/>
+              </w:rPr>
+              <w:t>—</w:t>
+            </w:r>
+          </w:p>
+        </w:tc>
+        <w:tc>
+          <w:tcPr>
+            <w:tcW w:type="dxa" w:w="1871"/>
             <w:tcBorders>
               <w:top w:val="single" w:sz="4" w:space="0" w:color="808080"/>
               <w:left w:val="single" w:sz="4" w:space="0" w:color="808080"/>
@@ -3560,7 +3750,7 @@
       <w:tr>
         <w:tc>
           <w:tcPr>
-            <w:tcW w:type="dxa" w:w="2339"/>
+            <w:tcW w:type="dxa" w:w="1871"/>
             <w:tcBorders>
               <w:top w:val="single" w:sz="4" w:space="0" w:color="808080"/>
               <w:left w:val="single" w:sz="4" w:space="0" w:color="808080"/>
@@ -3587,7 +3777,7 @@
         </w:tc>
         <w:tc>
           <w:tcPr>
-            <w:tcW w:type="dxa" w:w="2339"/>
+            <w:tcW w:type="dxa" w:w="1871"/>
             <w:tcBorders>
               <w:top w:val="single" w:sz="4" w:space="0" w:color="808080"/>
               <w:left w:val="single" w:sz="4" w:space="0" w:color="808080"/>
@@ -3614,7 +3804,7 @@
         </w:tc>
         <w:tc>
           <w:tcPr>
-            <w:tcW w:type="dxa" w:w="2339"/>
+            <w:tcW w:type="dxa" w:w="1871"/>
             <w:tcBorders>
               <w:top w:val="single" w:sz="4" w:space="0" w:color="808080"/>
               <w:left w:val="single" w:sz="4" w:space="0" w:color="808080"/>
@@ -3641,7 +3831,34 @@
         </w:tc>
         <w:tc>
           <w:tcPr>
-            <w:tcW w:type="dxa" w:w="2339"/>
+            <w:tcW w:type="dxa" w:w="1871"/>
+            <w:tcBorders>
+              <w:top w:val="single" w:sz="4" w:space="0" w:color="808080"/>
+              <w:left w:val="single" w:sz="4" w:space="0" w:color="808080"/>
+              <w:bottom w:val="single" w:sz="4" w:space="0" w:color="808080"/>
+              <w:right w:val="single" w:sz="4" w:space="0" w:color="808080"/>
+            </w:tcBorders>
+          </w:tcPr>
+          <w:p>
+            <w:pPr>
+              <w:spacing w:after="40"/>
+              <w:jc w:val="left"/>
+            </w:pPr>
+            <w:r/>
+            <w:r>
+              <w:rPr>
+                <w:rFonts w:ascii="Times New Roman" w:hAnsi="Times New Roman" w:eastAsia="Times New Roman"/>
+                <w:b w:val="0"/>
+                <w:i w:val="0"/>
+                <w:sz w:val="21"/>
+              </w:rPr>
+              <w:t>04.11</w:t>
+            </w:r>
+          </w:p>
+        </w:tc>
+        <w:tc>
+          <w:tcPr>
+            <w:tcW w:type="dxa" w:w="1871"/>
             <w:tcBorders>
               <w:top w:val="single" w:sz="4" w:space="0" w:color="808080"/>
               <w:left w:val="single" w:sz="4" w:space="0" w:color="808080"/>
@@ -3672,6 +3889,32 @@
       <w:pPr>
         <w:spacing w:after="40"/>
       </w:pPr>
+    </w:p>
+    <w:p>
+      <w:pPr>
+        <w:keepNext w:val="0"/>
+        <w:spacing w:before="0" w:after="120" w:line="276" w:lineRule="auto"/>
+        <w:ind w:firstLine="709" w:left="0"/>
+        <w:jc w:val="both"/>
+      </w:pPr>
+      <w:r>
+        <w:rPr>
+          <w:rFonts w:ascii="Times New Roman" w:hAnsi="Times New Roman" w:eastAsia="Times New Roman"/>
+          <w:b/>
+          <w:i w:val="0"/>
+          <w:sz w:val="24"/>
+        </w:rPr>
+        <w:t>Почему иск — вторым по очереди, но первым по жёсткости.</w:t>
+      </w:r>
+      <w:r>
+        <w:rPr>
+          <w:rFonts w:ascii="Times New Roman" w:hAnsi="Times New Roman" w:eastAsia="Times New Roman"/>
+          <w:b w:val="0"/>
+          <w:i w:val="0"/>
+          <w:sz w:val="24"/>
+        </w:rPr>
+        <w:t xml:space="preserve"> У жалобы и обращения срока нет вовсе, у иска — 48 часов, причём при подсчёте по календарным суткам срок истекает в 00:00 01.11, то есть через 5 часов 42 минуты от текущего момента. Если время поджимает — сначала подаётся иск, потом всё остальное.</w:t>
+      </w:r>
     </w:p>
     <w:p>
       <w:pPr>
